--- a/course_development/active_inference_family/04_screens_toys_tools/01_systems/output/study-guides/01_systems-practice_quiz.docx
+++ b/course_development/active_inference_family/04_screens_toys_tools/01_systems/output/study-guides/01_systems-practice_quiz.docx
@@ -4,108 +4,58 @@
   <w:body>
     <w:p>
       <w:r>
-        <w:t>Practice Quiz: Systems</w:t>
+        <w:t>Practice Quiz: The Digital Neighborhood</w:t>
       </w:r>
     </w:p>
     <w:p>
       <w:r>
-        <w:t>Part A: Multiple Choice</w:t>
+        <w:t>Part A: Reflect Together</w:t>
       </w:r>
     </w:p>
     <w:p>
       <w:r>
-        <w:t>What is the primary role of Systems in Active Inference?</w:t>
+        <w:t>What is the Internet? A) A type of net for fishing.</w:t>
         <w:br/>
-        <w:t>A) To maximize reward</w:t>
+        <w:t xml:space="preserve">    B) A system of connected computers.</w:t>
         <w:br/>
-        <w:t>B) To minimize variational free energy</w:t>
-        <w:br/>
-        <w:t>C) To increase entropy</w:t>
-        <w:br/>
-        <w:t>D) To eliminate the Markov Blanket</w:t>
+        <w:t xml:space="preserve">    C) A cloud in the sky.</w:t>
       </w:r>
     </w:p>
     <w:p>
       <w:r>
-        <w:t>In Family, Systems is best described as:</w:t>
+        <w:t>What should you do if a stranger messages you? A) Tell them your name.</w:t>
         <w:br/>
-        <w:t>A) A static property</w:t>
+        <w:t xml:space="preserve">    B) Ignore it and tell a parent.</w:t>
         <w:br/>
-        <w:t>B) A dynamic process</w:t>
-        <w:br/>
-        <w:t>C) An external state</w:t>
-        <w:br/>
-        <w:t>D) A random variable</w:t>
+        <w:t xml:space="preserve">    C) Invite them over.</w:t>
       </w:r>
     </w:p>
     <w:p>
       <w:r>
-        <w:t>Which mathematical quantity is most central to Systems?</w:t>
-        <w:br/>
-        <w:t>A) The Lagrangian</w:t>
-        <w:br/>
-        <w:t>B) The expected free energy</w:t>
-        <w:br/>
-        <w:t>C) The surprisal</w:t>
-        <w:br/>
-        <w:t>D) The precision</w:t>
+        <w:t>True or False : Once you post a photo, you can delete it forever.</w:t>
       </w:r>
     </w:p>
     <w:p>
       <w:r>
-        <w:t>How does Systems relate to the concept of the Generative Model?</w:t>
+        <w:t>(False. The Internet never forgets).     Where is "The Cloud"? A) In the sky.</w:t>
         <w:br/>
-        <w:t>A) It is separate from the model</w:t>
+        <w:t xml:space="preserve">    B) In big buildings full of computers (Data Centers).</w:t>
         <w:br/>
-        <w:t>B) It is a component of the model</w:t>
-        <w:br/>
-        <w:t>C) It destroys the model</w:t>
-        <w:br/>
-        <w:t>D) It is only relevant for the environment</w:t>
+        <w:t xml:space="preserve">    C) In your pocket.</w:t>
       </w:r>
     </w:p>
     <w:p>
       <w:r>
-        <w:t>A failure in Systems would likely result in:</w:t>
+        <w:t>What is a Password? A) A secret key to your account.</w:t>
         <w:br/>
-        <w:t>A) Perfect prediction</w:t>
+        <w:t xml:space="preserve">    B) A random word.</w:t>
         <w:br/>
-        <w:t>B) Generalized surprise</w:t>
-        <w:br/>
-        <w:t>C) Immediate death of the agent</w:t>
-        <w:br/>
-        <w:t>D) Zero entropy</w:t>
+        <w:t xml:space="preserve">    C) A joke.</w:t>
       </w:r>
     </w:p>
     <w:p>
       <w:r>
-        <w:t>Which scale is most relevant for analyzing Systems in this course?</w:t>
-        <w:br/>
-        <w:t>A) Quantum</w:t>
-        <w:br/>
-        <w:t>B) Neural</w:t>
-        <w:br/>
-        <w:t>C) Social</w:t>
-        <w:br/>
-        <w:t>D) All of the above</w:t>
-      </w:r>
-    </w:p>
-    <w:p>
-      <w:r>
-        <w:t>Systems connects directly to which other component?</w:t>
-        <w:br/>
-        <w:t>A) The step before it</w:t>
-        <w:br/>
-        <w:t>B) The step after it</w:t>
-        <w:br/>
-        <w:t>C) Both A and B</w:t>
-        <w:br/>
-        <w:t>D) None of the above</w:t>
-      </w:r>
-    </w:p>
-    <w:p>
-      <w:r>
-        <w:t>Part B: Short Answer</w:t>
+        <w:t>Part B: Discussion Questions</w:t>
       </w:r>
     </w:p>
     <w:sectPr>
